--- a/Vaulterly_Pre-launch_Review01.docx
+++ b/Vaulterly_Pre-launch_Review01.docx
@@ -328,27 +328,6 @@
     </w:p>
     <w:p>
       <w:pPr>
-        <w:pStyle w:val="Heading2"/>
-      </w:pPr>
-      <w:r>
-        <w:rPr>
-          <w:rFonts w:ascii="Aptos" w:hAnsi="Aptos"/>
-          <w:color w:val="1E293B"/>
-          <w:sz w:val="30"/>
-        </w:rPr>
-        <w:t>6. The "Trending" badge is a lie</w:t>
-      </w:r>
-    </w:p>
-    <w:p>
-      <w:pPr>
-        <w:spacing w:after="120"/>
-      </w:pPr>
-      <w:r>
-        <w:t>In app/explore/page.tsx, the badge logic is: first three vaults shown get "🔥 Trending," index four onward gets "Popular." This is sort-order, not popularity. Two options: (a) drop the trending badge entirely until you have actual signals, (b) compute it from real data — view count, follow count, duplicate count. Faking social proof erodes trust the second a user notices.</w:t>
-      </w:r>
-    </w:p>
-    <w:p>
-      <w:pPr>
         <w:pStyle w:val="Heading1"/>
       </w:pPr>
       <w:r>
@@ -357,7 +336,6 @@
           <w:color w:val="0F172A"/>
           <w:sz w:val="40"/>
         </w:rPr>
-        <w:lastRenderedPageBreak/>
         <w:t>High-impact UX improvements</w:t>
       </w:r>
     </w:p>
@@ -398,6 +376,7 @@
         <w:spacing w:after="120"/>
       </w:pPr>
       <w:r>
+        <w:lastRenderedPageBreak/>
         <w:t>Plus a 12-second product GIF or short loop showing: paste link → tag → search → export. Static screenshots are weaker than a single tight motion clip.</w:t>
       </w:r>
     </w:p>
@@ -495,7 +474,6 @@
           <w:color w:val="0F172A"/>
           <w:sz w:val="40"/>
         </w:rPr>
-        <w:lastRenderedPageBreak/>
         <w:t>Content &amp; marketing prerequisites</w:t>
       </w:r>
     </w:p>
@@ -530,6 +508,7 @@
           <w:color w:val="1E293B"/>
           <w:sz w:val="30"/>
         </w:rPr>
+        <w:lastRenderedPageBreak/>
         <w:t>2. Privacy policy + terms of service</w:t>
       </w:r>
     </w:p>
@@ -640,7 +619,6 @@
         <w:spacing w:after="60"/>
       </w:pPr>
       <w:r>
-        <w:lastRenderedPageBreak/>
         <w:t>Replace robots.ts placeholder URL and sitemap.ts localhost URLs with the real production domain.</w:t>
       </w:r>
     </w:p>
@@ -677,6 +655,7 @@
         <w:spacing w:after="60"/>
       </w:pPr>
       <w:r>
+        <w:lastRenderedPageBreak/>
         <w:t>Replace the hard-coded FEATURED_VAULT_ID in explore/page.tsx with a "featured = true" column or a server-config table.</w:t>
       </w:r>
     </w:p>
@@ -864,7 +843,6 @@
         <w:spacing w:after="60"/>
       </w:pPr>
       <w:r>
-        <w:lastRenderedPageBreak/>
         <w:t>Replace boilerplate README, write privacy + terms pages.</w:t>
       </w:r>
     </w:p>
@@ -936,6 +914,7 @@
         <w:spacing w:after="60"/>
       </w:pPr>
       <w:r>
+        <w:lastRenderedPageBreak/>
         <w:t>Promote ExportVaultButton with format presets (Markdown / Claude / bibliography).</w:t>
       </w:r>
     </w:p>
